--- a/Template_SGI_25_26.docx
+++ b/Template_SGI_25_26.docx
@@ -1058,34 +1058,6 @@
         </w:rPr>
       </w:pPr>
     </w:p>
-    <w:p>
-      <w:pPr>
-        <w:rPr>
-          <w:rFonts w:ascii="Calibri" w:hAnsi="Calibri" w:cs="Calibri"/>
-        </w:rPr>
-      </w:pPr>
-    </w:p>
-    <w:p>
-      <w:pPr>
-        <w:rPr>
-          <w:rFonts w:ascii="Calibri" w:eastAsiaTheme="majorEastAsia" w:hAnsi="Calibri" w:cs="Calibri"/>
-          <w:b/>
-          <w:sz w:val="24"/>
-          <w:szCs w:val="32"/>
-        </w:rPr>
-      </w:pPr>
-      <w:bookmarkStart w:id="3" w:name="docs-internal-guid-49cde07d-7fff-6f93-b6"/>
-      <w:bookmarkEnd w:id="3"/>
-      <w:r>
-        <w:rPr>
-          <w:rFonts w:eastAsiaTheme="majorEastAsia" w:cs="Calibri"/>
-          <w:b/>
-          <w:sz w:val="24"/>
-          <w:szCs w:val="32"/>
-        </w:rPr>
-        <w:t>Utilizadores</w:t>
-      </w:r>
-    </w:p>
     <w:tbl>
       <w:tblPr>
         <w:tblW w:w="8504" w:type="dxa"/>
@@ -1160,6 +1132,7 @@
               <w:top w:val="single" w:sz="4" w:space="0" w:color="auto"/>
               <w:left w:val="single" w:sz="4" w:space="0" w:color="auto"/>
               <w:bottom w:val="single" w:sz="4" w:space="0" w:color="auto"/>
+              <w:right w:val="single" w:sz="4" w:space="0" w:color="auto"/>
             </w:tcBorders>
             <w:vAlign w:val="center"/>
           </w:tcPr>
@@ -1194,6 +1167,7 @@
             <w:tcW w:w="2280" w:type="dxa"/>
             <w:tcBorders>
               <w:top w:val="single" w:sz="4" w:space="0" w:color="auto"/>
+              <w:left w:val="single" w:sz="4" w:space="0" w:color="auto"/>
               <w:bottom w:val="single" w:sz="4" w:space="0" w:color="auto"/>
               <w:right w:val="single" w:sz="4" w:space="0" w:color="auto"/>
             </w:tcBorders>
@@ -1320,6 +1294,7 @@
               <w:top w:val="single" w:sz="4" w:space="0" w:color="auto"/>
               <w:left w:val="single" w:sz="4" w:space="0" w:color="auto"/>
               <w:bottom w:val="single" w:sz="4" w:space="0" w:color="auto"/>
+              <w:right w:val="single" w:sz="4" w:space="0" w:color="auto"/>
             </w:tcBorders>
             <w:vAlign w:val="center"/>
           </w:tcPr>
@@ -1353,6 +1328,7 @@
             <w:tcW w:w="2280" w:type="dxa"/>
             <w:tcBorders>
               <w:top w:val="single" w:sz="4" w:space="0" w:color="auto"/>
+              <w:left w:val="single" w:sz="4" w:space="0" w:color="auto"/>
               <w:bottom w:val="single" w:sz="4" w:space="0" w:color="auto"/>
               <w:right w:val="single" w:sz="4" w:space="0" w:color="auto"/>
             </w:tcBorders>
@@ -1470,6 +1446,7 @@
               <w:top w:val="single" w:sz="4" w:space="0" w:color="auto"/>
               <w:left w:val="single" w:sz="4" w:space="0" w:color="auto"/>
               <w:bottom w:val="single" w:sz="4" w:space="0" w:color="auto"/>
+              <w:right w:val="single" w:sz="4" w:space="0" w:color="auto"/>
             </w:tcBorders>
             <w:vAlign w:val="center"/>
           </w:tcPr>
@@ -1503,6 +1480,7 @@
             <w:tcW w:w="2280" w:type="dxa"/>
             <w:tcBorders>
               <w:top w:val="single" w:sz="4" w:space="0" w:color="auto"/>
+              <w:left w:val="single" w:sz="4" w:space="0" w:color="auto"/>
               <w:bottom w:val="single" w:sz="4" w:space="0" w:color="auto"/>
               <w:right w:val="single" w:sz="4" w:space="0" w:color="auto"/>
             </w:tcBorders>
@@ -1620,6 +1598,7 @@
               <w:top w:val="single" w:sz="4" w:space="0" w:color="auto"/>
               <w:left w:val="single" w:sz="4" w:space="0" w:color="auto"/>
               <w:bottom w:val="single" w:sz="4" w:space="0" w:color="auto"/>
+              <w:right w:val="single" w:sz="4" w:space="0" w:color="auto"/>
             </w:tcBorders>
             <w:vAlign w:val="center"/>
           </w:tcPr>
@@ -1653,6 +1632,7 @@
             <w:tcW w:w="2280" w:type="dxa"/>
             <w:tcBorders>
               <w:top w:val="single" w:sz="4" w:space="0" w:color="auto"/>
+              <w:left w:val="single" w:sz="4" w:space="0" w:color="auto"/>
               <w:bottom w:val="single" w:sz="4" w:space="0" w:color="auto"/>
               <w:right w:val="single" w:sz="4" w:space="0" w:color="auto"/>
             </w:tcBorders>
@@ -1770,6 +1750,7 @@
               <w:top w:val="single" w:sz="4" w:space="0" w:color="auto"/>
               <w:left w:val="single" w:sz="4" w:space="0" w:color="auto"/>
               <w:bottom w:val="single" w:sz="4" w:space="0" w:color="auto"/>
+              <w:right w:val="single" w:sz="4" w:space="0" w:color="auto"/>
             </w:tcBorders>
             <w:vAlign w:val="center"/>
           </w:tcPr>
@@ -1803,6 +1784,7 @@
             <w:tcW w:w="2280" w:type="dxa"/>
             <w:tcBorders>
               <w:top w:val="single" w:sz="4" w:space="0" w:color="auto"/>
+              <w:left w:val="single" w:sz="4" w:space="0" w:color="auto"/>
               <w:bottom w:val="single" w:sz="4" w:space="0" w:color="auto"/>
               <w:right w:val="single" w:sz="4" w:space="0" w:color="auto"/>
             </w:tcBorders>
@@ -1920,6 +1902,7 @@
               <w:top w:val="single" w:sz="4" w:space="0" w:color="auto"/>
               <w:left w:val="single" w:sz="4" w:space="0" w:color="auto"/>
               <w:bottom w:val="single" w:sz="4" w:space="0" w:color="auto"/>
+              <w:right w:val="single" w:sz="4" w:space="0" w:color="auto"/>
             </w:tcBorders>
             <w:vAlign w:val="center"/>
           </w:tcPr>
@@ -1953,6 +1936,7 @@
             <w:tcW w:w="2280" w:type="dxa"/>
             <w:tcBorders>
               <w:top w:val="single" w:sz="4" w:space="0" w:color="auto"/>
+              <w:left w:val="single" w:sz="4" w:space="0" w:color="auto"/>
               <w:bottom w:val="single" w:sz="4" w:space="0" w:color="auto"/>
               <w:right w:val="single" w:sz="4" w:space="0" w:color="auto"/>
             </w:tcBorders>
@@ -2103,17 +2087,8 @@
           <w:szCs w:val="32"/>
         </w:rPr>
       </w:pPr>
-      <w:bookmarkStart w:id="4" w:name="docs-internal-guid-33d34181-7fff-c6df-7f"/>
-      <w:bookmarkEnd w:id="4"/>
-      <w:r>
-        <w:rPr>
-          <w:rFonts w:eastAsiaTheme="majorEastAsia" w:cs="Calibri"/>
-          <w:b/>
-          <w:sz w:val="24"/>
-          <w:szCs w:val="32"/>
-        </w:rPr>
-        <w:t>Tarefas</w:t>
-      </w:r>
+      <w:bookmarkStart w:id="3" w:name="docs-internal-guid-33d34181-7fff-c6df-7f"/>
+      <w:bookmarkEnd w:id="3"/>
     </w:p>
     <w:tbl>
       <w:tblPr>
@@ -3190,14 +3165,14 @@
           <w:rFonts w:ascii="Calibri" w:hAnsi="Calibri" w:cs="Calibri"/>
         </w:rPr>
       </w:pPr>
-      <w:bookmarkStart w:id="5" w:name="_Toc180131254"/>
+      <w:bookmarkStart w:id="4" w:name="_Toc180131254"/>
       <w:r>
         <w:rPr>
           <w:rFonts w:ascii="Calibri" w:hAnsi="Calibri" w:cs="Calibri"/>
         </w:rPr>
         <w:t>Requisitos funcionais</w:t>
       </w:r>
-      <w:bookmarkEnd w:id="5"/>
+      <w:bookmarkEnd w:id="4"/>
     </w:p>
     <w:p>
       <w:pPr>
@@ -3215,8 +3190,8 @@
           <w:szCs w:val="32"/>
         </w:rPr>
       </w:pPr>
-      <w:bookmarkStart w:id="6" w:name="docs-internal-guid-da772d31-7fff-8978-c0"/>
-      <w:bookmarkEnd w:id="6"/>
+      <w:bookmarkStart w:id="5" w:name="docs-internal-guid-da772d31-7fff-8978-c0"/>
+      <w:bookmarkEnd w:id="5"/>
     </w:p>
     <w:tbl>
       <w:tblPr>
@@ -4446,14 +4421,14 @@
           <w:rFonts w:ascii="Calibri" w:hAnsi="Calibri" w:cs="Calibri"/>
         </w:rPr>
       </w:pPr>
-      <w:bookmarkStart w:id="7" w:name="_Toc180131255"/>
+      <w:bookmarkStart w:id="6" w:name="_Toc180131255"/>
       <w:r>
         <w:rPr>
           <w:rFonts w:ascii="Calibri" w:hAnsi="Calibri" w:cs="Calibri"/>
         </w:rPr>
         <w:t>Avaliação da Usabilidade do Sistema</w:t>
       </w:r>
-      <w:bookmarkEnd w:id="7"/>
+      <w:bookmarkEnd w:id="6"/>
     </w:p>
     <w:p>
       <w:pPr>
@@ -4523,7 +4498,7 @@
           <w:lang w:eastAsia="pt-PT"/>
         </w:rPr>
       </w:pPr>
-      <w:bookmarkStart w:id="8" w:name="_Toc180131256"/>
+      <w:bookmarkStart w:id="7" w:name="_Toc180131256"/>
       <w:r>
         <w:rPr>
           <w:rFonts w:ascii="Calibri" w:hAnsi="Calibri" w:cs="Calibri"/>
@@ -4531,15 +4506,867 @@
         </w:rPr>
         <w:t>Análise/Discussão dos resultados</w:t>
       </w:r>
-      <w:bookmarkEnd w:id="8"/>
+      <w:bookmarkEnd w:id="7"/>
+    </w:p>
+    <w:p>
+      <w:pPr>
+        <w:rPr>
+          <w:lang w:eastAsia="pt-PT"/>
+        </w:rPr>
+      </w:pPr>
+    </w:p>
+    <w:p>
+      <w:pPr>
+        <w:pStyle w:val="Ttulouser"/>
+        <w:rPr>
+          <w:lang w:eastAsia="pt-PT"/>
+        </w:rPr>
+      </w:pPr>
+      <w:r>
+        <w:rPr>
+          <w:lang w:eastAsia="pt-PT"/>
+        </w:rPr>
+        <w:t xml:space="preserve">Resultados obtidos no </w:t>
+      </w:r>
+      <w:r>
+        <w:rPr>
+          <w:lang w:eastAsia="pt-PT"/>
+        </w:rPr>
+        <w:t xml:space="preserve">SUS – </w:t>
+      </w:r>
+      <w:proofErr w:type="spellStart"/>
+      <w:r>
+        <w:rPr>
+          <w:lang w:eastAsia="pt-PT"/>
+        </w:rPr>
+        <w:t>System</w:t>
+      </w:r>
+      <w:proofErr w:type="spellEnd"/>
+      <w:r>
+        <w:rPr>
+          <w:lang w:eastAsia="pt-PT"/>
+        </w:rPr>
+        <w:t xml:space="preserve"> </w:t>
+      </w:r>
+      <w:proofErr w:type="spellStart"/>
+      <w:r>
+        <w:rPr>
+          <w:lang w:eastAsia="pt-PT"/>
+        </w:rPr>
+        <w:t>Usability</w:t>
+      </w:r>
+      <w:proofErr w:type="spellEnd"/>
+      <w:r>
+        <w:rPr>
+          <w:lang w:eastAsia="pt-PT"/>
+        </w:rPr>
+        <w:t xml:space="preserve"> </w:t>
+      </w:r>
+      <w:proofErr w:type="spellStart"/>
+      <w:r>
+        <w:rPr>
+          <w:lang w:eastAsia="pt-PT"/>
+        </w:rPr>
+        <w:t>Scale</w:t>
+      </w:r>
+      <w:proofErr w:type="spellEnd"/>
+      <w:r>
+        <w:rPr>
+          <w:lang w:eastAsia="pt-PT"/>
+        </w:rPr>
+        <w:t xml:space="preserve">  </w:t>
+      </w:r>
+    </w:p>
+    <w:p>
+      <w:pPr>
+        <w:jc w:val="both"/>
+        <w:rPr>
+          <w:lang w:eastAsia="pt-PT"/>
+        </w:rPr>
+      </w:pPr>
+      <w:r>
+        <w:rPr>
+          <w:lang w:eastAsia="pt-PT"/>
+        </w:rPr>
+        <w:t>Os resultados obtidos na etapa 5 correspondem à avaliação da usabilidade do sistema com base nos testes realizados pelos utilizadores. Através dos cálculos efetuados, foi possível determinar o score individual de cada participante e, posteriormente, a média global de usabilidade do sistema.</w:t>
+      </w:r>
+    </w:p>
+    <w:p>
+      <w:pPr>
+        <w:jc w:val="both"/>
+        <w:rPr>
+          <w:lang w:eastAsia="pt-PT"/>
+        </w:rPr>
+      </w:pPr>
+      <w:r>
+        <w:rPr>
+          <w:lang w:eastAsia="pt-PT"/>
+        </w:rPr>
+        <w:t xml:space="preserve">Os scores por utilizador foram os seguintes: </w:t>
+      </w:r>
+      <w:r>
+        <w:rPr>
+          <w:b/>
+          <w:bCs/>
+          <w:lang w:eastAsia="pt-PT"/>
+        </w:rPr>
+        <w:t>72,5; 70; 30; 92,5; 80; 90</w:t>
+      </w:r>
+      <w:r>
+        <w:rPr>
+          <w:lang w:eastAsia="pt-PT"/>
+        </w:rPr>
+        <w:t>. Estes valores evidenciam alguma variabilidade na perceção da usabilidade do sistema. A maioria dos utilizadores atribuiu pontuações elevadas, superiores a 70, indicando uma experiência globalmente positiva, facilidade de utilização e boa aceitação do sistema.</w:t>
+      </w:r>
+    </w:p>
+    <w:p>
+      <w:pPr>
+        <w:jc w:val="both"/>
+        <w:rPr>
+          <w:lang w:eastAsia="pt-PT"/>
+        </w:rPr>
+      </w:pPr>
+      <w:r>
+        <w:rPr>
+          <w:lang w:eastAsia="pt-PT"/>
+        </w:rPr>
+        <w:t>No entanto, destaca-se um score significativamente mais baixo (</w:t>
+      </w:r>
+      <w:r>
+        <w:rPr>
+          <w:b/>
+          <w:bCs/>
+          <w:lang w:eastAsia="pt-PT"/>
+        </w:rPr>
+        <w:t>30</w:t>
+      </w:r>
+      <w:r>
+        <w:rPr>
+          <w:lang w:eastAsia="pt-PT"/>
+        </w:rPr>
+        <w:t>), que sugere que pelo menos um utilizador encontrou dificuldades relevantes durante a utilização do sistema. Este resultado pode estar associado a problemas específicos de navegação, compreensão da interface ou falta de familiaridade com o sistema, devendo ser analisado com maior detalhe.</w:t>
+      </w:r>
+    </w:p>
+    <w:p>
+      <w:pPr>
+        <w:jc w:val="both"/>
+        <w:rPr>
+          <w:lang w:eastAsia="pt-PT"/>
+        </w:rPr>
+      </w:pPr>
+      <w:r>
+        <w:rPr>
+          <w:lang w:eastAsia="pt-PT"/>
+        </w:rPr>
+        <w:t xml:space="preserve">A </w:t>
+      </w:r>
+      <w:r>
+        <w:rPr>
+          <w:b/>
+          <w:bCs/>
+          <w:lang w:eastAsia="pt-PT"/>
+        </w:rPr>
+        <w:t>média global obtida foi de 76,25</w:t>
+      </w:r>
+      <w:r>
+        <w:rPr>
+          <w:lang w:eastAsia="pt-PT"/>
+        </w:rPr>
+        <w:t xml:space="preserve">, o que, de acordo com os referenciais comuns de avaliação de usabilidade (como o SUS – </w:t>
+      </w:r>
+      <w:proofErr w:type="spellStart"/>
+      <w:r>
+        <w:rPr>
+          <w:i/>
+          <w:iCs/>
+          <w:lang w:eastAsia="pt-PT"/>
+        </w:rPr>
+        <w:t>System</w:t>
+      </w:r>
+      <w:proofErr w:type="spellEnd"/>
+      <w:r>
+        <w:rPr>
+          <w:i/>
+          <w:iCs/>
+          <w:lang w:eastAsia="pt-PT"/>
+        </w:rPr>
+        <w:t xml:space="preserve"> </w:t>
+      </w:r>
+      <w:proofErr w:type="spellStart"/>
+      <w:r>
+        <w:rPr>
+          <w:i/>
+          <w:iCs/>
+          <w:lang w:eastAsia="pt-PT"/>
+        </w:rPr>
+        <w:t>Usability</w:t>
+      </w:r>
+      <w:proofErr w:type="spellEnd"/>
+      <w:r>
+        <w:rPr>
+          <w:i/>
+          <w:iCs/>
+          <w:lang w:eastAsia="pt-PT"/>
+        </w:rPr>
+        <w:t xml:space="preserve"> </w:t>
+      </w:r>
+      <w:proofErr w:type="spellStart"/>
+      <w:r>
+        <w:rPr>
+          <w:i/>
+          <w:iCs/>
+          <w:lang w:eastAsia="pt-PT"/>
+        </w:rPr>
+        <w:t>Scale</w:t>
+      </w:r>
+      <w:proofErr w:type="spellEnd"/>
+      <w:r>
+        <w:rPr>
+          <w:lang w:eastAsia="pt-PT"/>
+        </w:rPr>
+        <w:t xml:space="preserve">), indica uma </w:t>
+      </w:r>
+      <w:r>
+        <w:rPr>
+          <w:b/>
+          <w:bCs/>
+          <w:lang w:eastAsia="pt-PT"/>
+        </w:rPr>
+        <w:t>boa usabilidade</w:t>
+      </w:r>
+      <w:r>
+        <w:rPr>
+          <w:lang w:eastAsia="pt-PT"/>
+        </w:rPr>
+        <w:t>, acima do valor de referência geralmente aceite (68). Assim, pode concluir-se que o sistema apresenta uma usabilidade satisfatória e é, de forma geral, bem aceite pelos utilizadores.</w:t>
+      </w:r>
+    </w:p>
+    <w:p>
+      <w:pPr>
+        <w:jc w:val="both"/>
+        <w:rPr>
+          <w:lang w:eastAsia="pt-PT"/>
+        </w:rPr>
+      </w:pPr>
+      <w:r>
+        <w:rPr>
+          <w:lang w:eastAsia="pt-PT"/>
+        </w:rPr>
+        <w:t>Para a análise da usabilidade do sistema, os dados recolhidos junto dos utilizadores foram tratados através de fórmulas que permitiram calcular os valores das respostas positivas, negativas e, posteriormente, a normalização do resultado final.</w:t>
+      </w:r>
+    </w:p>
+    <w:p>
+      <w:pPr>
+        <w:jc w:val="both"/>
+        <w:rPr>
+          <w:lang w:eastAsia="pt-PT"/>
+        </w:rPr>
+      </w:pPr>
+      <w:r>
+        <w:rPr>
+          <w:lang w:eastAsia="pt-PT"/>
+        </w:rPr>
+        <w:t xml:space="preserve">No cálculo dos </w:t>
+      </w:r>
+      <w:r>
+        <w:rPr>
+          <w:b/>
+          <w:bCs/>
+          <w:lang w:eastAsia="pt-PT"/>
+        </w:rPr>
+        <w:t>valores positivos</w:t>
+      </w:r>
+      <w:r>
+        <w:rPr>
+          <w:lang w:eastAsia="pt-PT"/>
+        </w:rPr>
+        <w:t>, foi utilizada a seguinte expressão:</w:t>
+      </w:r>
+    </w:p>
+    <w:p>
+      <w:pPr>
+        <w:jc w:val="both"/>
+        <w:rPr>
+          <w:lang w:eastAsia="pt-PT"/>
+        </w:rPr>
+      </w:pPr>
+      <w:r>
+        <w:rPr>
+          <w:lang w:eastAsia="pt-PT"/>
+        </w:rPr>
+        <w:t>=SE(E(B2&lt;&gt;""; K2&lt;&gt;""); (B2-1) +(D2-1) +(F2-1) +(H2-1) +(J2-1); "")</w:t>
+      </w:r>
+    </w:p>
+    <w:p>
+      <w:pPr>
+        <w:jc w:val="both"/>
+        <w:rPr>
+          <w:lang w:eastAsia="pt-PT"/>
+        </w:rPr>
+      </w:pPr>
+      <w:r>
+        <w:rPr>
+          <w:lang w:eastAsia="pt-PT"/>
+        </w:rPr>
+        <w:t>Esta fórmula considera apenas as respostas válidas e aplica a metodologia de avaliação da usabilidade, subtraindo 1 aos valores correspondentes às questões de caráter positivo. Este procedimento permite ajustar a escala de respostas para que contribua corretamente para o score final.</w:t>
+      </w:r>
+    </w:p>
+    <w:p>
+      <w:pPr>
+        <w:jc w:val="both"/>
+        <w:rPr>
+          <w:lang w:eastAsia="pt-PT"/>
+        </w:rPr>
+      </w:pPr>
+      <w:r>
+        <w:rPr>
+          <w:lang w:eastAsia="pt-PT"/>
+        </w:rPr>
+        <w:t xml:space="preserve">Para os </w:t>
+      </w:r>
+      <w:r>
+        <w:rPr>
+          <w:b/>
+          <w:bCs/>
+          <w:lang w:eastAsia="pt-PT"/>
+        </w:rPr>
+        <w:t>valores negativos</w:t>
+      </w:r>
+      <w:r>
+        <w:rPr>
+          <w:lang w:eastAsia="pt-PT"/>
+        </w:rPr>
+        <w:t>, foi utilizada a seguinte expressão:</w:t>
+      </w:r>
+    </w:p>
+    <w:p>
+      <w:pPr>
+        <w:jc w:val="both"/>
+        <w:rPr>
+          <w:lang w:eastAsia="pt-PT"/>
+        </w:rPr>
+      </w:pPr>
+      <w:r>
+        <w:rPr>
+          <w:lang w:eastAsia="pt-PT"/>
+        </w:rPr>
+        <w:t>=SE(E(C2&lt;&gt;""; K2&lt;&gt;""); (5-C2) +(5-E2) +(5-G2) +(5-I2) +(5-K2); "")</w:t>
+      </w:r>
+    </w:p>
+    <w:p>
+      <w:pPr>
+        <w:jc w:val="both"/>
+        <w:rPr>
+          <w:lang w:eastAsia="pt-PT"/>
+        </w:rPr>
+      </w:pPr>
+      <w:r>
+        <w:rPr>
+          <w:lang w:eastAsia="pt-PT"/>
+        </w:rPr>
+        <w:t>Neste caso, as respostas às questões de caráter negativo são invertidas, subtraindo cada valor a 5. Este passo é fundamental para garantir que todas as questões contribuem de forma consistente para a pontuação global, transformando respostas negativas em valores comparáveis às positivas.</w:t>
+      </w:r>
+    </w:p>
+    <w:p>
+      <w:pPr>
+        <w:jc w:val="both"/>
+        <w:rPr>
+          <w:lang w:eastAsia="pt-PT"/>
+        </w:rPr>
+      </w:pPr>
+      <w:r>
+        <w:rPr>
+          <w:lang w:eastAsia="pt-PT"/>
+        </w:rPr>
+        <w:t xml:space="preserve">Após o cálculo dos valores positivos e negativos, procedeu-se à </w:t>
+      </w:r>
+      <w:r>
+        <w:rPr>
+          <w:b/>
+          <w:bCs/>
+          <w:lang w:eastAsia="pt-PT"/>
+        </w:rPr>
+        <w:t>soma e normalização dos resultados</w:t>
+      </w:r>
+      <w:r>
+        <w:rPr>
+          <w:lang w:eastAsia="pt-PT"/>
+        </w:rPr>
+        <w:t>, utilizando a seguinte fórmula:</w:t>
+      </w:r>
+    </w:p>
+    <w:p>
+      <w:pPr>
+        <w:jc w:val="both"/>
+        <w:rPr>
+          <w:lang w:eastAsia="pt-PT"/>
+        </w:rPr>
+      </w:pPr>
+      <w:r>
+        <w:rPr>
+          <w:lang w:eastAsia="pt-PT"/>
+        </w:rPr>
+        <w:t xml:space="preserve">=SE(E(L2&lt;&gt;""; M2&lt;&gt;""); </w:t>
+      </w:r>
+      <w:proofErr w:type="gramStart"/>
+      <w:r>
+        <w:rPr>
+          <w:lang w:eastAsia="pt-PT"/>
+        </w:rPr>
+        <w:t>SOMA(</w:t>
+      </w:r>
+      <w:proofErr w:type="gramEnd"/>
+      <w:r>
+        <w:rPr>
+          <w:lang w:eastAsia="pt-PT"/>
+        </w:rPr>
+        <w:t>L2:M2) * 2,5; "")</w:t>
+      </w:r>
+    </w:p>
+    <w:p>
+      <w:pPr>
+        <w:jc w:val="both"/>
+        <w:rPr>
+          <w:lang w:eastAsia="pt-PT"/>
+        </w:rPr>
+      </w:pPr>
+      <w:r>
+        <w:rPr>
+          <w:lang w:eastAsia="pt-PT"/>
+        </w:rPr>
+        <w:lastRenderedPageBreak/>
+        <w:t xml:space="preserve">A soma dos valores positivos e negativos é multiplicada por </w:t>
+      </w:r>
+      <w:r>
+        <w:rPr>
+          <w:b/>
+          <w:bCs/>
+          <w:lang w:eastAsia="pt-PT"/>
+        </w:rPr>
+        <w:t>2,5</w:t>
+      </w:r>
+      <w:r>
+        <w:rPr>
+          <w:lang w:eastAsia="pt-PT"/>
+        </w:rPr>
+        <w:t xml:space="preserve">, permitindo a normalização do resultado final numa escala de </w:t>
+      </w:r>
+      <w:r>
+        <w:rPr>
+          <w:b/>
+          <w:bCs/>
+          <w:lang w:eastAsia="pt-PT"/>
+        </w:rPr>
+        <w:t>0 a 100</w:t>
+      </w:r>
+      <w:r>
+        <w:rPr>
+          <w:lang w:eastAsia="pt-PT"/>
+        </w:rPr>
+        <w:t xml:space="preserve">, amplamente utilizada em avaliações de usabilidade, como o </w:t>
+      </w:r>
+      <w:proofErr w:type="spellStart"/>
+      <w:r>
+        <w:rPr>
+          <w:i/>
+          <w:iCs/>
+          <w:lang w:eastAsia="pt-PT"/>
+        </w:rPr>
+        <w:t>System</w:t>
+      </w:r>
+      <w:proofErr w:type="spellEnd"/>
+      <w:r>
+        <w:rPr>
+          <w:i/>
+          <w:iCs/>
+          <w:lang w:eastAsia="pt-PT"/>
+        </w:rPr>
+        <w:t xml:space="preserve"> </w:t>
+      </w:r>
+      <w:proofErr w:type="spellStart"/>
+      <w:r>
+        <w:rPr>
+          <w:i/>
+          <w:iCs/>
+          <w:lang w:eastAsia="pt-PT"/>
+        </w:rPr>
+        <w:t>Usability</w:t>
+      </w:r>
+      <w:proofErr w:type="spellEnd"/>
+      <w:r>
+        <w:rPr>
+          <w:i/>
+          <w:iCs/>
+          <w:lang w:eastAsia="pt-PT"/>
+        </w:rPr>
+        <w:t xml:space="preserve"> </w:t>
+      </w:r>
+      <w:proofErr w:type="spellStart"/>
+      <w:r>
+        <w:rPr>
+          <w:i/>
+          <w:iCs/>
+          <w:lang w:eastAsia="pt-PT"/>
+        </w:rPr>
+        <w:t>Scale</w:t>
+      </w:r>
+      <w:proofErr w:type="spellEnd"/>
+      <w:r>
+        <w:rPr>
+          <w:i/>
+          <w:iCs/>
+          <w:lang w:eastAsia="pt-PT"/>
+        </w:rPr>
+        <w:t xml:space="preserve"> (SUS)</w:t>
+      </w:r>
+      <w:r>
+        <w:rPr>
+          <w:lang w:eastAsia="pt-PT"/>
+        </w:rPr>
+        <w:t>.</w:t>
+      </w:r>
+    </w:p>
+    <w:p>
+      <w:pPr>
+        <w:jc w:val="both"/>
+        <w:rPr>
+          <w:lang w:eastAsia="pt-PT"/>
+        </w:rPr>
+      </w:pPr>
+      <w:r>
+        <w:rPr>
+          <w:lang w:eastAsia="pt-PT"/>
+        </w:rPr>
+        <w:t>A média que aparece na coluna “P” usou a seguinte expressão:</w:t>
+      </w:r>
+    </w:p>
+    <w:p>
+      <w:pPr>
+        <w:jc w:val="both"/>
+        <w:rPr>
+          <w:lang w:eastAsia="pt-PT"/>
+        </w:rPr>
+      </w:pPr>
+      <w:r>
+        <w:rPr>
+          <w:lang w:eastAsia="pt-PT"/>
+        </w:rPr>
+        <w:t xml:space="preserve"> </w:t>
+      </w:r>
+      <w:r>
+        <w:rPr>
+          <w:lang w:eastAsia="pt-PT"/>
+        </w:rPr>
+        <w:t>=</w:t>
+      </w:r>
+      <w:proofErr w:type="gramStart"/>
+      <w:r>
+        <w:rPr>
+          <w:lang w:eastAsia="pt-PT"/>
+        </w:rPr>
+        <w:t>MED(</w:t>
+      </w:r>
+      <w:proofErr w:type="gramEnd"/>
+      <w:r>
+        <w:rPr>
+          <w:lang w:eastAsia="pt-PT"/>
+        </w:rPr>
+        <w:t>N2:N7)</w:t>
+      </w:r>
+    </w:p>
+    <w:p>
+      <w:pPr>
+        <w:jc w:val="both"/>
+        <w:rPr>
+          <w:lang w:eastAsia="pt-PT"/>
+        </w:rPr>
+      </w:pPr>
+      <w:r>
+        <w:rPr>
+          <w:lang w:eastAsia="pt-PT"/>
+        </w:rPr>
+        <w:t>Ainda assim, a discrepância entre os resultados sugere a necessidade de melhorias pontuais, especialmente direcionadas aos aspetos que possam ter causado dificuldades a alguns utilizadores, contribuindo para tornar o sistema mais intuitivo e consistente para diferentes perfis de utilização.</w:t>
+      </w:r>
+    </w:p>
+    <w:p>
+      <w:pPr>
+        <w:rPr>
+          <w:lang w:eastAsia="pt-PT"/>
+        </w:rPr>
+      </w:pPr>
+    </w:p>
+    <w:p>
+      <w:pPr>
+        <w:rPr>
+          <w:lang w:eastAsia="pt-PT"/>
+        </w:rPr>
+      </w:pPr>
+      <w:r>
+        <w:rPr>
+          <w:lang w:eastAsia="pt-PT"/>
+        </w:rPr>
+        <w:drawing>
+          <wp:inline distT="0" distB="0" distL="0" distR="0" wp14:anchorId="44BEC5FC" wp14:editId="3668232F">
+            <wp:extent cx="5400040" cy="1680845"/>
+            <wp:effectExtent l="0" t="0" r="0" b="0"/>
+            <wp:docPr id="3" name="Picture 3"/>
+            <wp:cNvGraphicFramePr>
+              <a:graphicFrameLocks xmlns:a="http://schemas.openxmlformats.org/drawingml/2006/main" noChangeAspect="1"/>
+            </wp:cNvGraphicFramePr>
+            <a:graphic xmlns:a="http://schemas.openxmlformats.org/drawingml/2006/main">
+              <a:graphicData uri="http://schemas.openxmlformats.org/drawingml/2006/picture">
+                <pic:pic xmlns:pic="http://schemas.openxmlformats.org/drawingml/2006/picture">
+                  <pic:nvPicPr>
+                    <pic:cNvPr id="1" name=""/>
+                    <pic:cNvPicPr/>
+                  </pic:nvPicPr>
+                  <pic:blipFill>
+                    <a:blip r:embed="rId11"/>
+                    <a:stretch>
+                      <a:fillRect/>
+                    </a:stretch>
+                  </pic:blipFill>
+                  <pic:spPr>
+                    <a:xfrm>
+                      <a:off x="0" y="0"/>
+                      <a:ext cx="5400040" cy="1680845"/>
+                    </a:xfrm>
+                    <a:prstGeom prst="rect">
+                      <a:avLst/>
+                    </a:prstGeom>
+                  </pic:spPr>
+                </pic:pic>
+              </a:graphicData>
+            </a:graphic>
+          </wp:inline>
+        </w:drawing>
+      </w:r>
+    </w:p>
+    <w:p>
+      <w:pPr>
+        <w:rPr>
+          <w:lang w:eastAsia="pt-PT"/>
+        </w:rPr>
+      </w:pPr>
+    </w:p>
+    <w:p>
+      <w:pPr>
+        <w:rPr>
+          <w:lang w:eastAsia="pt-PT"/>
+        </w:rPr>
+      </w:pPr>
+    </w:p>
+    <w:p>
+      <w:pPr>
+        <w:pStyle w:val="Ttulouser"/>
+        <w:rPr>
+          <w:lang w:eastAsia="pt-PT"/>
+        </w:rPr>
+      </w:pPr>
+      <w:r>
+        <w:rPr>
+          <w:lang w:eastAsia="pt-PT"/>
+        </w:rPr>
+        <w:t>Justificação das principais opções tomadas no desenvolvimento da interface</w:t>
+      </w:r>
+    </w:p>
+    <w:p>
+      <w:pPr>
+        <w:pStyle w:val="BodyText"/>
+        <w:rPr>
+          <w:lang w:eastAsia="pt-PT"/>
+        </w:rPr>
+      </w:pPr>
+    </w:p>
+    <w:p>
+      <w:pPr>
+        <w:pStyle w:val="BodyText"/>
+        <w:jc w:val="both"/>
+        <w:rPr>
+          <w:lang w:eastAsia="pt-PT"/>
+        </w:rPr>
+      </w:pPr>
+      <w:r>
+        <w:rPr>
+          <w:lang w:eastAsia="pt-PT"/>
+        </w:rPr>
+        <w:t xml:space="preserve">Todo o código HTML tem como único propósito servir de meio para a exposição do objeto 3D animado. Por esse motivo, o mesmo foi obtido a partir do site da </w:t>
+      </w:r>
+      <w:proofErr w:type="spellStart"/>
+      <w:r>
+        <w:rPr>
+          <w:lang w:eastAsia="pt-PT"/>
+        </w:rPr>
+        <w:t>Laredout</w:t>
+      </w:r>
+      <w:proofErr w:type="spellEnd"/>
+      <w:r>
+        <w:rPr>
+          <w:lang w:eastAsia="pt-PT"/>
+        </w:rPr>
+        <w:t>. De forma semelhante, o código CSS foi extraído diretamente do navegador. Todos os scripts que não contribuíam para a definição do aspeto visual da página foram removidos, uma vez que não eram relevantes para os objetivos do projeto. Adicionalmente, os links externos presentes no CSS foram desativados e o código JavaScript foi configurado para redirecionar sempre para a página do produto em questão, tendo em consideração que a disciplina não tem como foco o desenvolvimento web.</w:t>
+      </w:r>
+    </w:p>
+    <w:p>
+      <w:pPr>
+        <w:pStyle w:val="BodyText"/>
+        <w:jc w:val="both"/>
+        <w:rPr>
+          <w:lang w:eastAsia="pt-PT"/>
+        </w:rPr>
+      </w:pPr>
+      <w:r>
+        <w:rPr>
+          <w:lang w:eastAsia="pt-PT"/>
+        </w:rPr>
+        <w:t xml:space="preserve">A página do gira-discos foi implementada sob a forma de uma </w:t>
+      </w:r>
+      <w:r>
+        <w:rPr>
+          <w:b/>
+          <w:bCs/>
+          <w:lang w:eastAsia="pt-PT"/>
+        </w:rPr>
+        <w:t>janela pop-up</w:t>
+      </w:r>
+      <w:r>
+        <w:rPr>
+          <w:lang w:eastAsia="pt-PT"/>
+        </w:rPr>
+        <w:t xml:space="preserve">, uma vez que o código HTML utilizado não é da minha autoria. Esta abordagem permitiu evitar problemas relacionados com a quebra de </w:t>
+      </w:r>
+      <w:proofErr w:type="spellStart"/>
+      <w:r>
+        <w:rPr>
+          <w:i/>
+          <w:iCs/>
+          <w:lang w:eastAsia="pt-PT"/>
+        </w:rPr>
+        <w:t>divs</w:t>
+      </w:r>
+      <w:proofErr w:type="spellEnd"/>
+      <w:r>
+        <w:rPr>
+          <w:lang w:eastAsia="pt-PT"/>
+        </w:rPr>
+        <w:t xml:space="preserve"> decorrentes das variações no tamanho da janela, assegurando assim uma apresentação mais estável do modelo do toca-discos.</w:t>
+      </w:r>
+    </w:p>
+    <w:p>
+      <w:pPr>
+        <w:pStyle w:val="BodyText"/>
+        <w:jc w:val="both"/>
+        <w:rPr>
+          <w:lang w:eastAsia="pt-PT"/>
+        </w:rPr>
+      </w:pPr>
+      <w:r>
+        <w:rPr>
+          <w:lang w:eastAsia="pt-PT"/>
+        </w:rPr>
+        <w:t xml:space="preserve">Na janela dedicada ao toca-discos, optou-se por representar as ações através de ícones, organizados em três categorias distintas. A primeira categoria inclui três ícones relacionados com a interação direta com o objeto 3D: abrir e fechar a tampa, girar o disco e posicionar a agulha. A segunda categoria é composta por quatro botões destinados ao controlo das </w:t>
+      </w:r>
+      <w:r>
+        <w:rPr>
+          <w:lang w:eastAsia="pt-PT"/>
+        </w:rPr>
+        <w:lastRenderedPageBreak/>
+        <w:t>animações, permitindo pausar, continuar, reiniciar ou parar a execução. Este último botão repõe todas as animações no seu estado inicial. Por fim, a terceira categoria integra três botões responsáveis pela alteração da cor, do material do objeto e pela reversão das alterações efetuadas.</w:t>
+      </w:r>
+    </w:p>
+    <w:p>
+      <w:pPr>
+        <w:pStyle w:val="BodyText"/>
+        <w:jc w:val="both"/>
+        <w:rPr>
+          <w:lang w:eastAsia="pt-PT"/>
+        </w:rPr>
+      </w:pPr>
+      <w:r>
+        <w:rPr>
+          <w:lang w:eastAsia="pt-PT"/>
+        </w:rPr>
+        <w:t xml:space="preserve">Relativamente ao código JavaScript, foi utilizado o </w:t>
+      </w:r>
+      <w:proofErr w:type="spellStart"/>
+      <w:r>
+        <w:rPr>
+          <w:i/>
+          <w:iCs/>
+          <w:lang w:eastAsia="pt-PT"/>
+        </w:rPr>
+        <w:t>template</w:t>
+      </w:r>
+      <w:proofErr w:type="spellEnd"/>
+      <w:r>
+        <w:rPr>
+          <w:lang w:eastAsia="pt-PT"/>
+        </w:rPr>
+        <w:t xml:space="preserve"> disponibilizado pelos docentes para este efeito. A estrutura segue o mesmo padrão adotado nas aulas, apresentando apenas uma diferença relevante. Inicialmente, o objetivo consistia na implementação de dois tipos de animação: uma animação sequencial, destinada à demonstração do produto através de uma sequência de passos predefinidos, e animações individuais, correspondentes às funcionalidades disponibilizadas no produto final.</w:t>
+      </w:r>
+    </w:p>
+    <w:p>
+      <w:pPr>
+        <w:pStyle w:val="BodyText"/>
+        <w:jc w:val="both"/>
+        <w:rPr>
+          <w:lang w:eastAsia="pt-PT"/>
+        </w:rPr>
+      </w:pPr>
+      <w:r>
+        <w:rPr>
+          <w:lang w:eastAsia="pt-PT"/>
+        </w:rPr>
+        <w:t xml:space="preserve">Uma vez que se tratava de animações distintas, criadas sobre o mesmo </w:t>
+      </w:r>
+      <w:proofErr w:type="spellStart"/>
+      <w:r>
+        <w:rPr>
+          <w:i/>
+          <w:iCs/>
+          <w:lang w:eastAsia="pt-PT"/>
+        </w:rPr>
+        <w:t>mixer</w:t>
+      </w:r>
+      <w:proofErr w:type="spellEnd"/>
+      <w:r>
+        <w:rPr>
+          <w:lang w:eastAsia="pt-PT"/>
+        </w:rPr>
+        <w:t xml:space="preserve">, foi considerada a implementação de um gestor de animações segundo o padrão </w:t>
+      </w:r>
+      <w:proofErr w:type="spellStart"/>
+      <w:r>
+        <w:rPr>
+          <w:i/>
+          <w:iCs/>
+          <w:lang w:eastAsia="pt-PT"/>
+        </w:rPr>
+        <w:t>singleton</w:t>
+      </w:r>
+      <w:proofErr w:type="spellEnd"/>
+      <w:r>
+        <w:rPr>
+          <w:lang w:eastAsia="pt-PT"/>
+        </w:rPr>
+        <w:t>. Contudo, devido a limitações iniciais na exportação das animações a partir do Blender, as animações sequenciais acabaram por ser removidas. Ainda assim, como o gestor de animações já se encontrava implementado, optou-se por mantê-lo, uma vez que esta solução permite uma futura expansão do sistema sem conflitos, garantindo que toda a gestão das animações é centralizada neste componente.</w:t>
+      </w:r>
+    </w:p>
+    <w:p>
+      <w:pPr>
+        <w:pStyle w:val="BodyText"/>
+        <w:rPr>
+          <w:lang w:eastAsia="pt-PT"/>
+        </w:rPr>
+      </w:pPr>
     </w:p>
     <w:sectPr>
-      <w:headerReference w:type="even" r:id="rId11"/>
-      <w:headerReference w:type="default" r:id="rId12"/>
-      <w:footerReference w:type="even" r:id="rId13"/>
-      <w:footerReference w:type="default" r:id="rId14"/>
-      <w:headerReference w:type="first" r:id="rId15"/>
-      <w:footerReference w:type="first" r:id="rId16"/>
+      <w:headerReference w:type="even" r:id="rId12"/>
+      <w:headerReference w:type="default" r:id="rId13"/>
+      <w:footerReference w:type="even" r:id="rId14"/>
+      <w:footerReference w:type="default" r:id="rId15"/>
+      <w:headerReference w:type="first" r:id="rId16"/>
+      <w:footerReference w:type="first" r:id="rId17"/>
       <w:pgSz w:w="11906" w:h="16838"/>
       <w:pgMar w:top="1418" w:right="1701" w:bottom="1418" w:left="1701" w:header="709" w:footer="709" w:gutter="0"/>
       <w:cols w:space="720"/>
@@ -5628,7 +6455,6 @@
   <w:style w:type="character" w:default="1" w:styleId="DefaultParagraphFont">
     <w:name w:val="Default Paragraph Font"/>
     <w:uiPriority w:val="1"/>
-    <w:semiHidden/>
     <w:unhideWhenUsed/>
   </w:style>
   <w:style w:type="table" w:default="1" w:styleId="TableNormal">
